--- a/GUIDE_DEVELOPPEMENT/documents-legaux/POLITIQUE_DE_CONFIDENTIALITE.docx
+++ b/GUIDE_DEVELOPPEMENT/documents-legaux/POLITIQUE_DE_CONFIDENTIALITE.docx
@@ -71,7 +71,7 @@
           <w:sz w:val="22"/>
           <w:szCs w:val="22"/>
         </w:rPr>
-        <w:t xml:space="preserve">Contact relatif aux données personnelles : reminotta@breakeatapp.com. À la date de cette version, aucun délégué à la protection des données (DPO) distinct n’est désigné.</w:t>
+        <w:t xml:space="preserve">Contact relatif aux données personnelles : contact@breakeatapp.com. À la date de cette version, aucun délégué à la protection des données (DPO) distinct n’est désigné.</w:t>
       </w:r>
     </w:p>
     <w:p>
@@ -561,7 +561,7 @@
           <w:sz w:val="22"/>
           <w:szCs w:val="22"/>
         </w:rPr>
-        <w:t xml:space="preserve">Pour exercer ces droits : reminotta@breakeatapp.com. Une vérification d’identité proportionnée peut être demandée en cas de doute raisonnable.</w:t>
+        <w:t xml:space="preserve">Pour exercer ces droits : contact@breakeatapp.com. Une vérification d’identité proportionnée peut être demandée en cas de doute raisonnable.</w:t>
       </w:r>
     </w:p>
     <w:p>
@@ -811,7 +811,7 @@
           <w:sz w:val="22"/>
           <w:szCs w:val="22"/>
         </w:rPr>
-        <w:t xml:space="preserve">Tu peux supprimer ton compte directement depuis l’application, dans le menu Profil, ou en écrivant à reminotta@breakeatapp.com.</w:t>
+        <w:t xml:space="preserve">Tu peux supprimer ton compte directement depuis l’application, dans le menu Profil, ou en écrivant à contact@breakeatapp.com.</w:t>
       </w:r>
     </w:p>
     <w:p>
@@ -927,7 +927,7 @@
           <w:sz w:val="22"/>
           <w:szCs w:val="22"/>
         </w:rPr>
-        <w:t xml:space="preserve">E-mail : reminotta@breakeatapp.com — Téléphone : 06 46 69 56 75</w:t>
+        <w:t xml:space="preserve">E-mail : contact@breakeatapp.com — Téléphone : 06 46 69 56 75</w:t>
       </w:r>
     </w:p>
     <w:sectPr>
